--- a/zaini_case_audit_output/outputs/word/documents/034_مرفقات تقييم شركة احمد زيني التجارية مرة بمبلغ 68 مليون ومرة بمبلغ 79 مليون.docx
+++ b/zaini_case_audit_output/outputs/word/documents/034_مرفقات تقييم شركة احمد زيني التجارية مرة بمبلغ 68 مليون ومرة بمبلغ 79 مليون.docx
@@ -195,7 +195,7 @@
           <w:b w:val="0"/>
           <w:i w:val="0"/>
         </w:rPr>
-        <w:t>ابع نب دمحا نب ھماسأ</w:t>
+        <w:t>أسامھ بن احمد بن عبا</w:t>
       </w:r>
     </w:p>
     <w:p>
@@ -208,7 +208,7 @@
           <w:b w:val="0"/>
           <w:i w:val="0"/>
         </w:rPr>
-        <w:t>ابع نب دمحا نب ھماسأ</w:t>
+        <w:t>أسامھ بن احمد بن عبا</w:t>
       </w:r>
     </w:p>
     <w:p>
@@ -221,7 +221,7 @@
           <w:b w:val="0"/>
           <w:i w:val="0"/>
         </w:rPr>
-        <w:t>ابع نب دمحا نب ھماسأ</w:t>
+        <w:t>أسامھ بن احمد بن عبا</w:t>
       </w:r>
     </w:p>
     <w:p>
@@ -338,7 +338,7 @@
           <w:b w:val="0"/>
           <w:i w:val="0"/>
         </w:rPr>
-        <w:t>ابع نب دمحا نب ھماسأ</w:t>
+        <w:t>أسامھ بن احمد بن عبا</w:t>
       </w:r>
     </w:p>
     <w:p>
@@ -351,7 +351,7 @@
           <w:b w:val="0"/>
           <w:i w:val="0"/>
         </w:rPr>
-        <w:t>ابع نب دمحا نب ھماسأ</w:t>
+        <w:t>أسامھ بن احمد بن عبا</w:t>
       </w:r>
     </w:p>
     <w:p>
@@ -468,7 +468,7 @@
           <w:b w:val="0"/>
           <w:i w:val="0"/>
         </w:rPr>
-        <w:t>ابع نب دمحا نب ھماسأ</w:t>
+        <w:t>أسامھ بن احمد بن عبا</w:t>
       </w:r>
     </w:p>
     <w:p>
@@ -481,7 +481,7 @@
           <w:b w:val="0"/>
           <w:i w:val="0"/>
         </w:rPr>
-        <w:t>ابع نب دمحا نب ھماسأ</w:t>
+        <w:t>أسامھ بن احمد بن عبا</w:t>
       </w:r>
     </w:p>
     <w:p>
@@ -598,7 +598,7 @@
           <w:b w:val="0"/>
           <w:i w:val="0"/>
         </w:rPr>
-        <w:t>ابع نب دمحا نب ھماسأ</w:t>
+        <w:t>أسامھ بن احمد بن عبا</w:t>
       </w:r>
     </w:p>
     <w:p>
@@ -611,7 +611,7 @@
           <w:b w:val="0"/>
           <w:i w:val="0"/>
         </w:rPr>
-        <w:t>ابع نب دمحا نب ھماسأ</w:t>
+        <w:t>أسامھ بن احمد بن عبا</w:t>
       </w:r>
     </w:p>
     <w:p>
@@ -728,7 +728,7 @@
           <w:b w:val="0"/>
           <w:i w:val="0"/>
         </w:rPr>
-        <w:t>ابع نب دمحا نب ھماسأ</w:t>
+        <w:t>أسامھ بن احمد بن عبا</w:t>
       </w:r>
     </w:p>
     <w:p>
@@ -741,7 +741,7 @@
           <w:b w:val="0"/>
           <w:i w:val="0"/>
         </w:rPr>
-        <w:t>ابع نب دمحا نب ھماسأ</w:t>
+        <w:t>أسامھ بن احمد بن عبا</w:t>
       </w:r>
     </w:p>
     <w:p>
@@ -858,7 +858,7 @@
           <w:b w:val="0"/>
           <w:i w:val="0"/>
         </w:rPr>
-        <w:t>ابع نب دمحا نب ھماسأ</w:t>
+        <w:t>أسامھ بن احمد بن عبا</w:t>
       </w:r>
     </w:p>
     <w:p>
@@ -871,7 +871,7 @@
           <w:b w:val="0"/>
           <w:i w:val="0"/>
         </w:rPr>
-        <w:t>ابع نب دمحا نب ھماسأ</w:t>
+        <w:t>أسامھ بن احمد بن عبا</w:t>
       </w:r>
     </w:p>
     <w:p>
@@ -988,7 +988,7 @@
           <w:b w:val="0"/>
           <w:i w:val="0"/>
         </w:rPr>
-        <w:t>ابع نب دمحا نب ھماسأ</w:t>
+        <w:t>أسامھ بن احمد بن عبا</w:t>
       </w:r>
     </w:p>
     <w:p>
@@ -1001,7 +1001,7 @@
           <w:b w:val="0"/>
           <w:i w:val="0"/>
         </w:rPr>
-        <w:t>ابع نب دمحا نب ھماسأ</w:t>
+        <w:t>أسامھ بن احمد بن عبا</w:t>
       </w:r>
     </w:p>
     <w:p>
@@ -1118,7 +1118,7 @@
           <w:b w:val="0"/>
           <w:i w:val="0"/>
         </w:rPr>
-        <w:t>ابع نب دمحا نب ھماسأ</w:t>
+        <w:t>أسامھ بن احمد بن عبا</w:t>
       </w:r>
     </w:p>
     <w:p>
@@ -1131,7 +1131,7 @@
           <w:b w:val="0"/>
           <w:i w:val="0"/>
         </w:rPr>
-        <w:t>ابع نب دمحا نب ھماسأ</w:t>
+        <w:t>أسامھ بن احمد بن عبا</w:t>
       </w:r>
     </w:p>
     <w:p>
@@ -1248,7 +1248,7 @@
           <w:b w:val="0"/>
           <w:i w:val="0"/>
         </w:rPr>
-        <w:t>ابع نب دمحا نب ھماسأ</w:t>
+        <w:t>أسامھ بن احمد بن عبا</w:t>
       </w:r>
     </w:p>
     <w:p>
@@ -1261,7 +1261,7 @@
           <w:b w:val="0"/>
           <w:i w:val="0"/>
         </w:rPr>
-        <w:t>ابع نب دمحا نب ھماسأ</w:t>
+        <w:t>أسامھ بن احمد بن عبا</w:t>
       </w:r>
     </w:p>
     <w:p>
@@ -1378,7 +1378,7 @@
           <w:b w:val="0"/>
           <w:i w:val="0"/>
         </w:rPr>
-        <w:t>ابع نب دمحا نب ھماسأ</w:t>
+        <w:t>أسامھ بن احمد بن عبا</w:t>
       </w:r>
     </w:p>
     <w:p>
@@ -1391,7 +1391,7 @@
           <w:b w:val="0"/>
           <w:i w:val="0"/>
         </w:rPr>
-        <w:t>ابع نب دمحا نب ھماسأ</w:t>
+        <w:t>أسامھ بن احمد بن عبا</w:t>
       </w:r>
     </w:p>
     <w:p>
@@ -1508,7 +1508,7 @@
           <w:b w:val="0"/>
           <w:i w:val="0"/>
         </w:rPr>
-        <w:t>ابع نب دمحا نب ھماسأ</w:t>
+        <w:t>أسامھ بن احمد بن عبا</w:t>
       </w:r>
     </w:p>
     <w:p>
@@ -1521,7 +1521,7 @@
           <w:b w:val="0"/>
           <w:i w:val="0"/>
         </w:rPr>
-        <w:t>ابع نب دمحا نب ھماسأ</w:t>
+        <w:t>أسامھ بن احمد بن عبا</w:t>
       </w:r>
     </w:p>
     <w:p>
@@ -1638,7 +1638,7 @@
           <w:b w:val="0"/>
           <w:i w:val="0"/>
         </w:rPr>
-        <w:t>ابع نب دمحا نب ھماسأ</w:t>
+        <w:t>أسامھ بن احمد بن عبا</w:t>
       </w:r>
     </w:p>
     <w:p>
@@ -1651,7 +1651,7 @@
           <w:b w:val="0"/>
           <w:i w:val="0"/>
         </w:rPr>
-        <w:t>ابع نب دمحا نب ھماسأ</w:t>
+        <w:t>أسامھ بن احمد بن عبا</w:t>
       </w:r>
     </w:p>
     <w:p>
@@ -1768,7 +1768,7 @@
           <w:b w:val="0"/>
           <w:i w:val="0"/>
         </w:rPr>
-        <w:t>ابع نب دمحا نب ھماسأ</w:t>
+        <w:t>أسامھ بن احمد بن عبا</w:t>
       </w:r>
     </w:p>
     <w:p>
@@ -1781,7 +1781,7 @@
           <w:b w:val="0"/>
           <w:i w:val="0"/>
         </w:rPr>
-        <w:t>ابع نب دمحا نب ھماسأ</w:t>
+        <w:t>أسامھ بن احمد بن عبا</w:t>
       </w:r>
     </w:p>
     <w:p>
@@ -1898,7 +1898,7 @@
           <w:b w:val="0"/>
           <w:i w:val="0"/>
         </w:rPr>
-        <w:t>ابع نب دمحا نب ھماسأ</w:t>
+        <w:t>أسامھ بن احمد بن عبا</w:t>
       </w:r>
     </w:p>
     <w:p>
@@ -1911,7 +1911,7 @@
           <w:b w:val="0"/>
           <w:i w:val="0"/>
         </w:rPr>
-        <w:t>ابع نب دمحا نب ھماسأ</w:t>
+        <w:t>أسامھ بن احمد بن عبا</w:t>
       </w:r>
     </w:p>
     <w:p>
@@ -2028,7 +2028,7 @@
           <w:b w:val="0"/>
           <w:i w:val="0"/>
         </w:rPr>
-        <w:t>ابع نب دمحا نب ھماسأ</w:t>
+        <w:t>أسامھ بن احمد بن عبا</w:t>
       </w:r>
     </w:p>
     <w:p>
@@ -2041,7 +2041,7 @@
           <w:b w:val="0"/>
           <w:i w:val="0"/>
         </w:rPr>
-        <w:t>ابع نب دمحا نب ھماسأ</w:t>
+        <w:t>أسامھ بن احمد بن عبا</w:t>
       </w:r>
     </w:p>
     <w:p>
@@ -2158,7 +2158,7 @@
           <w:b w:val="0"/>
           <w:i w:val="0"/>
         </w:rPr>
-        <w:t>ابع نب دمحا نب ھماسأ</w:t>
+        <w:t>أسامھ بن احمد بن عبا</w:t>
       </w:r>
     </w:p>
     <w:p>
@@ -2171,7 +2171,7 @@
           <w:b w:val="0"/>
           <w:i w:val="0"/>
         </w:rPr>
-        <w:t>ابع نب دمحا نب ھماسأ</w:t>
+        <w:t>أسامھ بن احمد بن عبا</w:t>
       </w:r>
     </w:p>
     <w:sectPr>
